--- a/tests/corpus/generated/cv-en-sidebar-open.docx
+++ b/tests/corpus/generated/cv-en-sidebar-open.docx
@@ -89,7 +89,7 @@
               </w:rPr>
               <w:t xml:space="preserve">Riverside Lane 12</w:t>
               <w:br/>
-              <w:t xml:space="preserve">Greenfield, MA 01301</w:t>
+              <w:t xml:space="preserve">Ashby Hollow, MA 00000</w:t>
             </w:r>
           </w:p>
           <w:p>
@@ -459,6 +459,7 @@
         </w:tc>
       </w:tr>
     </w:tbl>
+    <w:p/>
     <w:sectPr>
       <w:pgSz w:w="12240" w:h="15840"/>
       <w:pgMar w:top="1080" w:right="1440" w:bottom="1080" w:left="1440" w:header="708" w:footer="708" w:gutter="0"/>
